--- a/Templates/шаблоны актов без залогов/физ реструк ВКЛ в РТК/!Резолютивка ВКЛ реструктуризация.docx
+++ b/Templates/шаблоны актов без залогов/физ реструк ВКЛ в РТК/!Резолютивка ВКЛ реструктуризация.docx
@@ -528,7 +528,7 @@
         <w:rPr>
           <w:rFonts w:ascii="Times New Roman" w:hAnsi="Times New Roman" w:cs="Times New Roman"/>
         </w:rPr>
-        <w:t>Включить требование [989] (ИНН [991], ОГРН [990], адрес регистрации: [988] [12] руб., из которых: [13] руб. – просроченный основной долг, [14] руб. - просроченные проценты, [15] руб. - неустойка, в третью очередь реестра требований кредиторов должника.</w:t>
+        <w:t>Включить требование [989] (ИНН [991], ОГРН [990], адрес регистрации: [988] в размере [12] руб., из которых: [13] руб. – просроченный основной долг, [14] руб. - просроченные проценты, [15] руб. - неустойка, в третью очередь реестра требований кредиторов должника.</w:t>
       </w:r>
       <w:proofErr w:type="gramEnd"/>
     </w:p>
